--- a/src/content/bios-processed/Phelan-EJ 2016.docx
+++ b/src/content/bios-processed/Phelan-EJ 2016.docx
@@ -15,118 +15,7 @@
         </w:rPr>
       </w:pPr>
       <w:r>
-        <w:rPr>
-          <w:rFonts w:ascii="Times New Roman" w:hAnsi="Times New Roman" w:cs="Times New Roman"/>
-          <w:b/>
-          <w:sz w:val="24"/>
-          <w:szCs w:val="24"/>
-          <w:lang w:val="en-GB"/>
-        </w:rPr>
-        <w:t xml:space="preserve">PHELAN, Edward Joseph, British civil servant of Irish descent and fourth Director of the International Labour Office </w:t>
-      </w:r>
-      <w:r>
-        <w:rPr>
-          <w:rFonts w:ascii="Times New Roman" w:hAnsi="Times New Roman" w:cs="Times New Roman"/>
-          <w:b/>
-          <w:sz w:val="24"/>
-          <w:szCs w:val="24"/>
-          <w:lang w:val="en-GB"/>
-        </w:rPr>
-        <w:t xml:space="preserve">of the International Labour Organization (ILO) </w:t>
-      </w:r>
-      <w:r>
-        <w:rPr>
-          <w:rFonts w:ascii="Times New Roman" w:hAnsi="Times New Roman" w:cs="Times New Roman"/>
-          <w:b/>
-          <w:sz w:val="24"/>
-          <w:szCs w:val="24"/>
-          <w:lang w:val="en-GB"/>
-        </w:rPr>
-        <w:t xml:space="preserve">1941-1946 </w:t>
-      </w:r>
-      <w:r>
-        <w:rPr>
-          <w:rFonts w:ascii="Times New Roman" w:hAnsi="Times New Roman" w:cs="Times New Roman"/>
-          <w:b/>
-          <w:sz w:val="24"/>
-          <w:szCs w:val="24"/>
-          <w:lang w:val="en-GB"/>
-        </w:rPr>
-        <w:t xml:space="preserve">(acting) </w:t>
-      </w:r>
-      <w:r>
-        <w:rPr>
-          <w:rFonts w:ascii="Times New Roman" w:hAnsi="Times New Roman" w:cs="Times New Roman"/>
-          <w:b/>
-          <w:sz w:val="24"/>
-          <w:szCs w:val="24"/>
-          <w:lang w:val="en-GB"/>
-        </w:rPr>
-        <w:t>and Director-General 1941-1948</w:t>
-      </w:r>
-      <w:r>
-        <w:rPr>
-          <w:rFonts w:ascii="Times New Roman" w:hAnsi="Times New Roman" w:cs="Times New Roman"/>
-          <w:b/>
-          <w:sz w:val="24"/>
-          <w:szCs w:val="24"/>
-          <w:lang w:val="en-GB"/>
-        </w:rPr>
-        <w:t xml:space="preserve"> (retroactive appointment in 1946)</w:t>
-      </w:r>
-      <w:r>
-        <w:rPr>
-          <w:rFonts w:ascii="Times New Roman" w:hAnsi="Times New Roman" w:cs="Times New Roman"/>
-          <w:b/>
-          <w:sz w:val="24"/>
-          <w:szCs w:val="24"/>
-          <w:lang w:val="en-GB"/>
-        </w:rPr>
-        <w:t xml:space="preserve">, was born 25 (officially 26) July 1888 in Summer Hill, Tramore, Ireland, and passed away 15 September 1967 in </w:t>
-      </w:r>
-      <w:proofErr w:type="spellStart"/>
-      <w:r>
-        <w:rPr>
-          <w:rFonts w:ascii="Times New Roman" w:hAnsi="Times New Roman" w:cs="Times New Roman"/>
-          <w:b/>
-          <w:sz w:val="24"/>
-          <w:szCs w:val="24"/>
-          <w:lang w:val="en-GB"/>
-        </w:rPr>
-        <w:t>Genthod</w:t>
-      </w:r>
-      <w:proofErr w:type="spellEnd"/>
-      <w:r>
-        <w:rPr>
-          <w:rFonts w:ascii="Times New Roman" w:hAnsi="Times New Roman" w:cs="Times New Roman"/>
-          <w:b/>
-          <w:sz w:val="24"/>
-          <w:szCs w:val="24"/>
-          <w:lang w:val="en-GB"/>
-        </w:rPr>
-        <w:t xml:space="preserve">, Switzerland. He was the son of Thomas Phelan, master mariner, and Bridget Caroll. On 10 June 1940 he married Fernande </w:t>
-      </w:r>
-      <w:proofErr w:type="spellStart"/>
-      <w:r>
-        <w:rPr>
-          <w:rFonts w:ascii="Times New Roman" w:hAnsi="Times New Roman" w:cs="Times New Roman"/>
-          <w:b/>
-          <w:sz w:val="24"/>
-          <w:szCs w:val="24"/>
-          <w:lang w:val="en-GB"/>
-        </w:rPr>
-        <w:t>Croutaz</w:t>
-      </w:r>
-      <w:proofErr w:type="spellEnd"/>
-      <w:r>
-        <w:rPr>
-          <w:rFonts w:ascii="Times New Roman" w:hAnsi="Times New Roman" w:cs="Times New Roman"/>
-          <w:b/>
-          <w:sz w:val="24"/>
-          <w:szCs w:val="24"/>
-          <w:lang w:val="en-GB"/>
-        </w:rPr>
-        <w:t xml:space="preserve">. </w:t>
+        <w:t xml:space="preserve">PHELAN, Edward Joseph, British civil servant of Irish descent and fourth Director of the International Labour Office of the International Labour Organization (ILO) 1941-1946 (acting) and Director-General of the International Labour Organization (ILO) 1941-1948 (retroactive appointment in 1946), was born 25 (officially 26) July 1888 in Summer Hill, Tramore, Ireland, and passed away 15 September 1967 in Genthod, Switzerland. He was the son of Thomas Phelan, master mariner, and Bridget Caroll. On 10 June 1940 he married Fernande Croutaz. </w:t>
       </w:r>
     </w:p>
     <w:p>
